--- a/docs/hub/estate/Quality/Examination Boards/Health 1052-53/Exam board minutes Health reassessment 2 September 1052.docx
+++ b/docs/hub/estate/Quality/Examination Boards/Health 1052-53/Exam board minutes Health reassessment 2 September 1052.docx
@@ -274,7 +274,7 @@
             </w:r>
             <w:r>
               <w:rPr/>
-              <w:t xml:space="preserve"> The Board RECOMMENDED to Senate the award of the Diploma of Higher Education to 9 students on two-year programmes and the Bachelor's degree with Honours to 6 students on three-year programmes, with classifications as set out in EB/1052/R4.</w:t>
+              <w:t xml:space="preserve"> The Board RECOMMENDED to Senate the award of the Bachelor's degree with Honours to 11 students following reassessment, with classifications as set out in EB/1052/R4, and the Diploma of Higher Education as an exit award to 3 students who had withdrawn after Year 2.</w:t>
             </w:r>
           </w:p>
         </w:tc>
